--- a/docs/Цыпышев ИУ5-61Б ДЗ ТММ 25.docx
+++ b/docs/Цыпышев ИУ5-61Б ДЗ ТММ 25.docx
@@ -66,12 +66,12 @@
                   <wp:extent cx="733425" cy="828675"/>
                   <wp:effectExtent b="0" l="0" r="0" t="0"/>
                   <wp:wrapSquare wrapText="bothSides" distB="0" distT="0" distL="114300" distR="114300"/>
-                  <wp:docPr descr="Gerb-BMSTU_01" id="8" name="image1.jpg"/>
+                  <wp:docPr descr="Gerb-BMSTU_01" id="8" name="image3.jpg"/>
                   <a:graphic>
                     <a:graphicData uri="http://schemas.openxmlformats.org/drawingml/2006/picture">
                       <pic:pic>
                         <pic:nvPicPr>
-                          <pic:cNvPr descr="Gerb-BMSTU_01" id="0" name="image1.jpg"/>
+                          <pic:cNvPr descr="Gerb-BMSTU_01" id="0" name="image3.jpg"/>
                           <pic:cNvPicPr preferRelativeResize="0"/>
                         </pic:nvPicPr>
                         <pic:blipFill>
@@ -1291,10 +1291,10 @@
         <w:pStyle w:val="Heading2"/>
         <w:numPr>
           <w:ilvl w:val="0"/>
-          <w:numId w:val="10"/>
+          <w:numId w:val="11"/>
         </w:numPr>
         <w:spacing w:after="80" w:before="240" w:line="360" w:lineRule="auto"/>
-        <w:ind w:left="720" w:hanging="360"/>
+        <w:ind w:left="1417.3228346456694" w:hanging="283.4645669291342"/>
         <w:rPr/>
       </w:pPr>
       <w:bookmarkStart w:colFirst="0" w:colLast="0" w:name="_epa00n47j1y7" w:id="1"/>
@@ -1350,7 +1350,7 @@
         <w:pStyle w:val="Heading2"/>
         <w:numPr>
           <w:ilvl w:val="0"/>
-          <w:numId w:val="10"/>
+          <w:numId w:val="11"/>
         </w:numPr>
         <w:spacing w:after="80" w:before="240" w:line="360" w:lineRule="auto"/>
         <w:ind w:left="720" w:firstLine="566.9291338582675"/>
@@ -1388,7 +1388,7 @@
         <w:rPr>
           <w:rtl w:val="0"/>
         </w:rPr>
-        <w:t xml:space="preserve">Текущий уровень проработки задачи в научном и практическом плане довольно ограничен. Проблема заключается в отсутствии подходящих и полноценных датасетов для обучения моделей распознавания театральных масок. В связи с этим была использована уже существующая модель, адаптированная для распознавания медицинских масок, которая оказалась достаточно близка по своим характеристикам для решения задачи с театральными масками.</w:t>
+        <w:t xml:space="preserve">Текущий уровень проработки задачи в научном и практическом плане довольно ограничен. Проблема заключается в отсутствии подходящих и полноценных датасетов для обучения моделей распознавания театральных масок. В связи с этим была использована уже существующая модель, адаптированная для распознавания медицинских масок [4], которая оказалась достаточно близка по своим характеристикам для решения задачи с театральными масками.</w:t>
       </w:r>
     </w:p>
     <w:p>
@@ -1396,7 +1396,7 @@
         <w:pStyle w:val="Heading2"/>
         <w:numPr>
           <w:ilvl w:val="0"/>
-          <w:numId w:val="10"/>
+          <w:numId w:val="11"/>
         </w:numPr>
         <w:spacing w:after="80" w:before="240" w:line="360" w:lineRule="auto"/>
         <w:ind w:left="720" w:hanging="153.07086614173244"/>
@@ -1415,7 +1415,7 @@
       <w:pPr>
         <w:numPr>
           <w:ilvl w:val="1"/>
-          <w:numId w:val="10"/>
+          <w:numId w:val="11"/>
         </w:numPr>
         <w:spacing w:after="80" w:before="240" w:line="360" w:lineRule="auto"/>
         <w:ind w:left="1440" w:hanging="164.40944881889777"/>
@@ -1434,7 +1434,7 @@
     <w:p>
       <w:pPr>
         <w:spacing w:after="80" w:before="240" w:line="360" w:lineRule="auto"/>
-        <w:ind w:firstLine="566.9291338582675"/>
+        <w:ind w:left="0" w:firstLine="720"/>
         <w:rPr/>
       </w:pPr>
       <w:r>
@@ -1448,19 +1448,14 @@
       <w:pPr>
         <w:spacing w:after="80" w:before="240" w:line="360" w:lineRule="auto"/>
         <w:ind w:firstLine="566.9291338582675"/>
-        <w:rPr>
-          <w:b w:val="1"/>
-        </w:rPr>
-      </w:pPr>
-      <w:hyperlink r:id="rId8">
-        <w:r>
-          <w:rPr>
-            <w:u w:val="single"/>
-            <w:rtl w:val="0"/>
-          </w:rPr>
-          <w:t xml:space="preserve">GitHub проект Face Mask Detector</w:t>
-        </w:r>
-      </w:hyperlink>
+        <w:rPr/>
+      </w:pPr>
+      <w:r>
+        <w:rPr>
+          <w:rtl w:val="0"/>
+        </w:rPr>
+        <w:t xml:space="preserve">GitHub проект Face Mask Detector [5].</w:t>
+      </w:r>
       <w:r>
         <w:rPr>
           <w:rtl w:val="0"/>
@@ -1471,7 +1466,7 @@
       <w:pPr>
         <w:numPr>
           <w:ilvl w:val="1"/>
-          <w:numId w:val="10"/>
+          <w:numId w:val="11"/>
         </w:numPr>
         <w:spacing w:after="80" w:before="240" w:line="360" w:lineRule="auto"/>
         <w:ind w:left="1440" w:hanging="164.40944881889777"/>
@@ -1504,7 +1499,7 @@
       <w:pPr>
         <w:numPr>
           <w:ilvl w:val="0"/>
-          <w:numId w:val="6"/>
+          <w:numId w:val="7"/>
         </w:numPr>
         <w:spacing w:after="0" w:before="0" w:line="360" w:lineRule="auto"/>
         <w:ind w:left="720" w:hanging="360"/>
@@ -1521,7 +1516,7 @@
       <w:pPr>
         <w:numPr>
           <w:ilvl w:val="1"/>
-          <w:numId w:val="6"/>
+          <w:numId w:val="7"/>
         </w:numPr>
         <w:spacing w:after="0" w:before="0" w:line="360" w:lineRule="auto"/>
         <w:ind w:left="1440" w:hanging="360"/>
@@ -1545,7 +1540,7 @@
       <w:pPr>
         <w:numPr>
           <w:ilvl w:val="2"/>
-          <w:numId w:val="6"/>
+          <w:numId w:val="7"/>
         </w:numPr>
         <w:spacing w:after="0" w:before="0" w:line="360" w:lineRule="auto"/>
         <w:ind w:left="2160" w:hanging="360"/>
@@ -1569,7 +1564,7 @@
       <w:pPr>
         <w:numPr>
           <w:ilvl w:val="2"/>
-          <w:numId w:val="6"/>
+          <w:numId w:val="7"/>
         </w:numPr>
         <w:spacing w:after="0" w:before="0" w:line="360" w:lineRule="auto"/>
         <w:ind w:left="2160" w:hanging="360"/>
@@ -1586,14 +1581,14 @@
         <w:rPr>
           <w:rtl w:val="0"/>
         </w:rPr>
-        <w:t xml:space="preserve"> AVFoundation (iOS), камеры мобильных устройств.</w:t>
+        <w:t xml:space="preserve"> AVFoundation (iOS), камеры мобильных устройств [6].</w:t>
       </w:r>
     </w:p>
     <w:p>
       <w:pPr>
         <w:numPr>
           <w:ilvl w:val="0"/>
-          <w:numId w:val="6"/>
+          <w:numId w:val="7"/>
         </w:numPr>
         <w:spacing w:after="0" w:before="0" w:line="360" w:lineRule="auto"/>
         <w:ind w:left="720" w:hanging="360"/>
@@ -1610,7 +1605,7 @@
       <w:pPr>
         <w:numPr>
           <w:ilvl w:val="1"/>
-          <w:numId w:val="6"/>
+          <w:numId w:val="7"/>
         </w:numPr>
         <w:spacing w:after="0" w:before="0" w:line="360" w:lineRule="auto"/>
         <w:ind w:left="1440" w:hanging="360"/>
@@ -1634,7 +1629,7 @@
       <w:pPr>
         <w:numPr>
           <w:ilvl w:val="2"/>
-          <w:numId w:val="6"/>
+          <w:numId w:val="7"/>
         </w:numPr>
         <w:spacing w:after="0" w:before="0" w:line="360" w:lineRule="auto"/>
         <w:ind w:left="2160" w:hanging="360"/>
@@ -1658,7 +1653,7 @@
       <w:pPr>
         <w:numPr>
           <w:ilvl w:val="2"/>
-          <w:numId w:val="6"/>
+          <w:numId w:val="7"/>
         </w:numPr>
         <w:spacing w:after="0" w:before="0" w:line="360" w:lineRule="auto"/>
         <w:ind w:left="2160" w:hanging="360"/>
@@ -1675,14 +1670,14 @@
         <w:rPr>
           <w:rtl w:val="0"/>
         </w:rPr>
-        <w:t xml:space="preserve"> Нейронная сеть (AIZOO FaceMaskDetection, адаптированная для театральных масок), OpenCV (для обработки изображений), CodeML.</w:t>
+        <w:t xml:space="preserve"> AIZOO FaceMaskDetection [4], OpenCV [1], CodeML [5].</w:t>
       </w:r>
     </w:p>
     <w:p>
       <w:pPr>
         <w:numPr>
           <w:ilvl w:val="1"/>
-          <w:numId w:val="6"/>
+          <w:numId w:val="7"/>
         </w:numPr>
         <w:spacing w:after="0" w:before="0" w:line="360" w:lineRule="auto"/>
         <w:ind w:left="1440" w:hanging="360"/>
@@ -1706,7 +1701,7 @@
       <w:pPr>
         <w:numPr>
           <w:ilvl w:val="2"/>
-          <w:numId w:val="6"/>
+          <w:numId w:val="7"/>
         </w:numPr>
         <w:spacing w:after="0" w:before="0" w:line="360" w:lineRule="auto"/>
         <w:ind w:left="2160" w:hanging="360"/>
@@ -1730,7 +1725,7 @@
       <w:pPr>
         <w:numPr>
           <w:ilvl w:val="2"/>
-          <w:numId w:val="6"/>
+          <w:numId w:val="7"/>
         </w:numPr>
         <w:spacing w:after="0" w:before="0" w:line="360" w:lineRule="auto"/>
         <w:ind w:left="2160" w:hanging="360"/>
@@ -1747,14 +1742,14 @@
         <w:rPr>
           <w:rtl w:val="0"/>
         </w:rPr>
-        <w:t xml:space="preserve"> OpenCV, Swift.</w:t>
+        <w:t xml:space="preserve"> OpenCV [1], Swift.</w:t>
       </w:r>
     </w:p>
     <w:p>
       <w:pPr>
         <w:numPr>
           <w:ilvl w:val="0"/>
-          <w:numId w:val="6"/>
+          <w:numId w:val="7"/>
         </w:numPr>
         <w:spacing w:after="0" w:before="0" w:line="360" w:lineRule="auto"/>
         <w:ind w:left="720" w:hanging="360"/>
@@ -1771,7 +1766,7 @@
       <w:pPr>
         <w:numPr>
           <w:ilvl w:val="1"/>
-          <w:numId w:val="6"/>
+          <w:numId w:val="7"/>
         </w:numPr>
         <w:spacing w:after="0" w:before="0" w:line="360" w:lineRule="auto"/>
         <w:ind w:left="1440" w:hanging="360"/>
@@ -1795,7 +1790,7 @@
       <w:pPr>
         <w:numPr>
           <w:ilvl w:val="2"/>
-          <w:numId w:val="6"/>
+          <w:numId w:val="7"/>
         </w:numPr>
         <w:spacing w:after="0" w:before="0" w:line="360" w:lineRule="auto"/>
         <w:ind w:left="2160" w:hanging="360"/>
@@ -1819,7 +1814,7 @@
       <w:pPr>
         <w:numPr>
           <w:ilvl w:val="2"/>
-          <w:numId w:val="6"/>
+          <w:numId w:val="7"/>
         </w:numPr>
         <w:spacing w:after="0" w:before="0" w:line="360" w:lineRule="auto"/>
         <w:ind w:left="2160" w:hanging="360"/>
@@ -1836,14 +1831,14 @@
         <w:rPr>
           <w:rtl w:val="0"/>
         </w:rPr>
-        <w:t xml:space="preserve"> SwiftUI, UIKit.</w:t>
+        <w:t xml:space="preserve"> SwiftUI [3], UIKit.</w:t>
       </w:r>
     </w:p>
     <w:p>
       <w:pPr>
         <w:numPr>
           <w:ilvl w:val="1"/>
-          <w:numId w:val="6"/>
+          <w:numId w:val="7"/>
         </w:numPr>
         <w:spacing w:after="0" w:before="0" w:line="360" w:lineRule="auto"/>
         <w:ind w:left="1440" w:hanging="360"/>
@@ -1867,7 +1862,7 @@
       <w:pPr>
         <w:numPr>
           <w:ilvl w:val="2"/>
-          <w:numId w:val="6"/>
+          <w:numId w:val="7"/>
         </w:numPr>
         <w:spacing w:after="0" w:before="0" w:line="360" w:lineRule="auto"/>
         <w:ind w:left="2160" w:hanging="360"/>
@@ -1891,7 +1886,7 @@
       <w:pPr>
         <w:numPr>
           <w:ilvl w:val="2"/>
-          <w:numId w:val="6"/>
+          <w:numId w:val="7"/>
         </w:numPr>
         <w:spacing w:after="0" w:before="0" w:line="360" w:lineRule="auto"/>
         <w:ind w:left="2160" w:hanging="360"/>
@@ -1908,14 +1903,14 @@
         <w:rPr>
           <w:rtl w:val="0"/>
         </w:rPr>
-        <w:t xml:space="preserve"> SwiftUI (UI элементы), AVFoundation.</w:t>
+        <w:t xml:space="preserve"> SwiftUI [3], AVFoundation [6].</w:t>
       </w:r>
     </w:p>
     <w:p>
       <w:pPr>
         <w:numPr>
           <w:ilvl w:val="1"/>
-          <w:numId w:val="6"/>
+          <w:numId w:val="7"/>
         </w:numPr>
         <w:spacing w:after="0" w:before="0" w:line="360" w:lineRule="auto"/>
         <w:ind w:left="1440" w:hanging="360"/>
@@ -1939,7 +1934,7 @@
       <w:pPr>
         <w:numPr>
           <w:ilvl w:val="2"/>
-          <w:numId w:val="6"/>
+          <w:numId w:val="7"/>
         </w:numPr>
         <w:spacing w:after="0" w:before="0" w:line="360" w:lineRule="auto"/>
         <w:ind w:left="2160" w:hanging="360"/>
@@ -1963,7 +1958,7 @@
       <w:pPr>
         <w:numPr>
           <w:ilvl w:val="2"/>
-          <w:numId w:val="6"/>
+          <w:numId w:val="7"/>
         </w:numPr>
         <w:spacing w:after="0" w:before="0" w:line="360" w:lineRule="auto"/>
         <w:ind w:left="2160" w:hanging="360"/>
@@ -1980,7 +1975,7 @@
         <w:rPr>
           <w:rtl w:val="0"/>
         </w:rPr>
-        <w:t xml:space="preserve"> SwiftUI.</w:t>
+        <w:t xml:space="preserve"> SwiftUI [3].</w:t>
       </w:r>
     </w:p>
     <w:p>
@@ -2009,16 +2004,16 @@
           <wp:inline distB="114300" distT="114300" distL="114300" distR="114300">
             <wp:extent cx="6120000" cy="2819400"/>
             <wp:effectExtent b="0" l="0" r="0" t="0"/>
-            <wp:docPr id="3" name="image5.png"/>
+            <wp:docPr id="3" name="image7.png"/>
             <a:graphic>
               <a:graphicData uri="http://schemas.openxmlformats.org/drawingml/2006/picture">
                 <pic:pic>
                   <pic:nvPicPr>
-                    <pic:cNvPr id="0" name="image5.png"/>
+                    <pic:cNvPr id="0" name="image7.png"/>
                     <pic:cNvPicPr preferRelativeResize="0"/>
                   </pic:nvPicPr>
                   <pic:blipFill>
-                    <a:blip r:embed="rId9"/>
+                    <a:blip r:embed="rId8"/>
                     <a:srcRect b="0" l="0" r="0" t="0"/>
                     <a:stretch>
                       <a:fillRect/>
@@ -2064,7 +2059,7 @@
       <w:pPr>
         <w:numPr>
           <w:ilvl w:val="0"/>
-          <w:numId w:val="5"/>
+          <w:numId w:val="6"/>
         </w:numPr>
         <w:spacing w:after="0" w:before="0" w:line="360" w:lineRule="auto"/>
         <w:ind w:left="720" w:hanging="360"/>
@@ -2081,7 +2076,7 @@
       <w:pPr>
         <w:numPr>
           <w:ilvl w:val="0"/>
-          <w:numId w:val="5"/>
+          <w:numId w:val="6"/>
         </w:numPr>
         <w:spacing w:after="0" w:before="0" w:line="360" w:lineRule="auto"/>
         <w:ind w:left="720" w:hanging="360"/>
@@ -2098,7 +2093,7 @@
       <w:pPr>
         <w:numPr>
           <w:ilvl w:val="0"/>
-          <w:numId w:val="5"/>
+          <w:numId w:val="6"/>
         </w:numPr>
         <w:spacing w:after="0" w:before="0" w:line="360" w:lineRule="auto"/>
         <w:ind w:left="720" w:hanging="360"/>
@@ -2115,7 +2110,7 @@
       <w:pPr>
         <w:numPr>
           <w:ilvl w:val="0"/>
-          <w:numId w:val="5"/>
+          <w:numId w:val="6"/>
         </w:numPr>
         <w:spacing w:after="0" w:before="0" w:line="360" w:lineRule="auto"/>
         <w:ind w:left="720" w:hanging="360"/>
@@ -2132,7 +2127,7 @@
       <w:pPr>
         <w:numPr>
           <w:ilvl w:val="1"/>
-          <w:numId w:val="10"/>
+          <w:numId w:val="11"/>
         </w:numPr>
         <w:spacing w:after="80" w:before="240" w:line="360" w:lineRule="auto"/>
         <w:ind w:left="1440" w:hanging="164.40944881889777"/>
@@ -2165,7 +2160,7 @@
       <w:pPr>
         <w:numPr>
           <w:ilvl w:val="0"/>
-          <w:numId w:val="2"/>
+          <w:numId w:val="3"/>
         </w:numPr>
         <w:spacing w:after="0" w:before="0" w:line="360" w:lineRule="auto"/>
         <w:ind w:left="720" w:right="562.2047244094489" w:hanging="360"/>
@@ -2182,7 +2177,7 @@
       <w:pPr>
         <w:numPr>
           <w:ilvl w:val="1"/>
-          <w:numId w:val="2"/>
+          <w:numId w:val="3"/>
         </w:numPr>
         <w:spacing w:after="0" w:before="0" w:line="360" w:lineRule="auto"/>
         <w:ind w:left="1440" w:right="562.2047244094489" w:hanging="360"/>
@@ -2199,7 +2194,7 @@
       <w:pPr>
         <w:numPr>
           <w:ilvl w:val="1"/>
-          <w:numId w:val="2"/>
+          <w:numId w:val="3"/>
         </w:numPr>
         <w:spacing w:after="0" w:before="0" w:line="360" w:lineRule="auto"/>
         <w:ind w:left="1440" w:right="562.2047244094489" w:hanging="360"/>
@@ -2216,7 +2211,7 @@
       <w:pPr>
         <w:numPr>
           <w:ilvl w:val="1"/>
-          <w:numId w:val="2"/>
+          <w:numId w:val="3"/>
         </w:numPr>
         <w:spacing w:after="0" w:before="0" w:line="360" w:lineRule="auto"/>
         <w:ind w:left="1440" w:right="562.2047244094489" w:hanging="360"/>
@@ -2233,7 +2228,7 @@
       <w:pPr>
         <w:numPr>
           <w:ilvl w:val="1"/>
-          <w:numId w:val="2"/>
+          <w:numId w:val="3"/>
         </w:numPr>
         <w:spacing w:after="0" w:before="0" w:line="360" w:lineRule="auto"/>
         <w:ind w:left="1440" w:right="562.2047244094489" w:hanging="360"/>
@@ -2250,7 +2245,7 @@
       <w:pPr>
         <w:numPr>
           <w:ilvl w:val="0"/>
-          <w:numId w:val="2"/>
+          <w:numId w:val="3"/>
         </w:numPr>
         <w:spacing w:after="0" w:before="0" w:line="360" w:lineRule="auto"/>
         <w:ind w:left="720" w:right="562.2047244094489" w:hanging="360"/>
@@ -2267,7 +2262,7 @@
       <w:pPr>
         <w:numPr>
           <w:ilvl w:val="1"/>
-          <w:numId w:val="2"/>
+          <w:numId w:val="3"/>
         </w:numPr>
         <w:spacing w:after="0" w:before="0" w:line="360" w:lineRule="auto"/>
         <w:ind w:left="1440" w:right="562.2047244094489" w:hanging="360"/>
@@ -2284,7 +2279,7 @@
       <w:pPr>
         <w:numPr>
           <w:ilvl w:val="1"/>
-          <w:numId w:val="2"/>
+          <w:numId w:val="3"/>
         </w:numPr>
         <w:spacing w:after="0" w:before="0" w:line="360" w:lineRule="auto"/>
         <w:ind w:left="1440" w:right="562.2047244094489" w:hanging="360"/>
@@ -2301,7 +2296,7 @@
       <w:pPr>
         <w:numPr>
           <w:ilvl w:val="0"/>
-          <w:numId w:val="2"/>
+          <w:numId w:val="3"/>
         </w:numPr>
         <w:spacing w:after="0" w:before="0" w:line="360" w:lineRule="auto"/>
         <w:ind w:left="720" w:right="562.2047244094489" w:hanging="360"/>
@@ -2318,7 +2313,7 @@
       <w:pPr>
         <w:numPr>
           <w:ilvl w:val="1"/>
-          <w:numId w:val="2"/>
+          <w:numId w:val="3"/>
         </w:numPr>
         <w:spacing w:after="0" w:before="0" w:line="360" w:lineRule="auto"/>
         <w:ind w:left="1440" w:right="562.2047244094489" w:hanging="360"/>
@@ -2335,7 +2330,7 @@
       <w:pPr>
         <w:numPr>
           <w:ilvl w:val="1"/>
-          <w:numId w:val="2"/>
+          <w:numId w:val="3"/>
         </w:numPr>
         <w:spacing w:after="0" w:before="0" w:line="360" w:lineRule="auto"/>
         <w:ind w:left="1440" w:right="562.2047244094489" w:hanging="360"/>
@@ -2352,7 +2347,7 @@
       <w:pPr>
         <w:numPr>
           <w:ilvl w:val="0"/>
-          <w:numId w:val="2"/>
+          <w:numId w:val="3"/>
         </w:numPr>
         <w:spacing w:after="0" w:before="0" w:line="360" w:lineRule="auto"/>
         <w:ind w:left="720" w:right="562.2047244094489" w:hanging="360"/>
@@ -2369,7 +2364,7 @@
       <w:pPr>
         <w:numPr>
           <w:ilvl w:val="1"/>
-          <w:numId w:val="2"/>
+          <w:numId w:val="3"/>
         </w:numPr>
         <w:spacing w:after="0" w:before="0" w:line="360" w:lineRule="auto"/>
         <w:ind w:left="1440" w:right="562.2047244094489" w:hanging="360"/>
@@ -2386,7 +2381,7 @@
       <w:pPr>
         <w:numPr>
           <w:ilvl w:val="1"/>
-          <w:numId w:val="2"/>
+          <w:numId w:val="3"/>
         </w:numPr>
         <w:spacing w:after="0" w:before="0" w:line="360" w:lineRule="auto"/>
         <w:ind w:left="1440" w:right="562.2047244094489" w:hanging="360"/>
@@ -2403,7 +2398,7 @@
       <w:pPr>
         <w:numPr>
           <w:ilvl w:val="0"/>
-          <w:numId w:val="2"/>
+          <w:numId w:val="3"/>
         </w:numPr>
         <w:spacing w:after="0" w:before="0" w:line="360" w:lineRule="auto"/>
         <w:ind w:left="720" w:right="562.2047244094489" w:hanging="360"/>
@@ -2420,7 +2415,7 @@
       <w:pPr>
         <w:numPr>
           <w:ilvl w:val="1"/>
-          <w:numId w:val="2"/>
+          <w:numId w:val="3"/>
         </w:numPr>
         <w:spacing w:after="0" w:before="0" w:line="360" w:lineRule="auto"/>
         <w:ind w:left="1440" w:right="562.2047244094489" w:hanging="360"/>
@@ -2437,7 +2432,7 @@
       <w:pPr>
         <w:numPr>
           <w:ilvl w:val="1"/>
-          <w:numId w:val="2"/>
+          <w:numId w:val="3"/>
         </w:numPr>
         <w:spacing w:after="0" w:before="0" w:line="360" w:lineRule="auto"/>
         <w:ind w:left="1440" w:right="562.2047244094489" w:hanging="360"/>
@@ -2454,7 +2449,7 @@
       <w:pPr>
         <w:numPr>
           <w:ilvl w:val="1"/>
-          <w:numId w:val="2"/>
+          <w:numId w:val="3"/>
         </w:numPr>
         <w:spacing w:after="0" w:before="0" w:line="360" w:lineRule="auto"/>
         <w:ind w:left="1440" w:right="562.2047244094489" w:hanging="360"/>
@@ -2471,7 +2466,7 @@
       <w:pPr>
         <w:numPr>
           <w:ilvl w:val="0"/>
-          <w:numId w:val="2"/>
+          <w:numId w:val="3"/>
         </w:numPr>
         <w:spacing w:after="0" w:before="0" w:line="360" w:lineRule="auto"/>
         <w:ind w:left="720" w:right="562.2047244094489" w:hanging="360"/>
@@ -2488,7 +2483,7 @@
       <w:pPr>
         <w:numPr>
           <w:ilvl w:val="1"/>
-          <w:numId w:val="2"/>
+          <w:numId w:val="3"/>
         </w:numPr>
         <w:spacing w:after="0" w:before="0" w:line="360" w:lineRule="auto"/>
         <w:ind w:left="1440" w:right="562.2047244094489" w:hanging="360"/>
@@ -2505,7 +2500,7 @@
       <w:pPr>
         <w:numPr>
           <w:ilvl w:val="0"/>
-          <w:numId w:val="2"/>
+          <w:numId w:val="3"/>
         </w:numPr>
         <w:spacing w:after="0" w:before="0" w:line="360" w:lineRule="auto"/>
         <w:ind w:left="720" w:right="562.2047244094489" w:hanging="360"/>
@@ -2522,7 +2517,7 @@
       <w:pPr>
         <w:numPr>
           <w:ilvl w:val="1"/>
-          <w:numId w:val="2"/>
+          <w:numId w:val="3"/>
         </w:numPr>
         <w:spacing w:after="0" w:before="0" w:line="360" w:lineRule="auto"/>
         <w:ind w:left="1440" w:right="562.2047244094489" w:hanging="360"/>
@@ -2565,16 +2560,16 @@
             <wp:extent cx="2819323" cy="4771162"/>
             <wp:effectExtent b="0" l="0" r="0" t="0"/>
             <wp:wrapTopAndBottom distB="114300" distT="114300"/>
-            <wp:docPr id="9" name="image6.png"/>
+            <wp:docPr id="9" name="image5.png"/>
             <a:graphic>
               <a:graphicData uri="http://schemas.openxmlformats.org/drawingml/2006/picture">
                 <pic:pic>
                   <pic:nvPicPr>
-                    <pic:cNvPr id="0" name="image6.png"/>
+                    <pic:cNvPr id="0" name="image5.png"/>
                     <pic:cNvPicPr preferRelativeResize="0"/>
                   </pic:nvPicPr>
                   <pic:blipFill>
-                    <a:blip r:embed="rId10"/>
+                    <a:blip r:embed="rId9"/>
                     <a:srcRect b="0" l="0" r="0" t="0"/>
                     <a:stretch>
                       <a:fillRect/>
@@ -2627,7 +2622,7 @@
       <w:pPr>
         <w:numPr>
           <w:ilvl w:val="0"/>
-          <w:numId w:val="9"/>
+          <w:numId w:val="10"/>
         </w:numPr>
         <w:spacing w:after="0" w:before="240" w:line="360" w:lineRule="auto"/>
         <w:ind w:left="720" w:hanging="360"/>
@@ -2646,7 +2641,7 @@
       <w:pPr>
         <w:numPr>
           <w:ilvl w:val="0"/>
-          <w:numId w:val="9"/>
+          <w:numId w:val="10"/>
         </w:numPr>
         <w:spacing w:after="0" w:before="240" w:line="360" w:lineRule="auto"/>
         <w:ind w:left="720" w:hanging="360"/>
@@ -2665,7 +2660,7 @@
       <w:pPr>
         <w:numPr>
           <w:ilvl w:val="0"/>
-          <w:numId w:val="9"/>
+          <w:numId w:val="10"/>
         </w:numPr>
         <w:spacing w:after="0" w:before="240" w:line="360" w:lineRule="auto"/>
         <w:ind w:left="720" w:hanging="360"/>
@@ -2684,7 +2679,7 @@
       <w:pPr>
         <w:numPr>
           <w:ilvl w:val="0"/>
-          <w:numId w:val="9"/>
+          <w:numId w:val="10"/>
         </w:numPr>
         <w:spacing w:after="0" w:before="240" w:line="360" w:lineRule="auto"/>
         <w:ind w:left="720" w:hanging="360"/>
@@ -2696,14 +2691,14 @@
         </w:rPr>
         <w:t xml:space="preserve">Детекция маски</w:t>
         <w:br w:type="textWrapping"/>
-        <w:t xml:space="preserve">Обработанные кадры передаются в нейронную сеть, которая анализирует их на наличие лиц и масок. Это происходит с помощью модели, обученной на медицинских масках, но адаптированной для театральных масок, что позволяет эффективно решать поставленную задачу.</w:t>
+        <w:t xml:space="preserve">Обработанные кадры передаются в нейронную сеть, которая анализирует их на наличие лиц и масок. Это происходит с помощью модели, обученной на медицинских масках, но адаптированной для театральных масок [4], [5], с использованием CoreML [6], [7].</w:t>
       </w:r>
     </w:p>
     <w:p>
       <w:pPr>
         <w:numPr>
           <w:ilvl w:val="0"/>
-          <w:numId w:val="9"/>
+          <w:numId w:val="10"/>
         </w:numPr>
         <w:spacing w:after="0" w:before="240" w:line="360" w:lineRule="auto"/>
         <w:ind w:left="720" w:hanging="360"/>
@@ -2722,7 +2717,7 @@
       <w:pPr>
         <w:numPr>
           <w:ilvl w:val="0"/>
-          <w:numId w:val="9"/>
+          <w:numId w:val="10"/>
         </w:numPr>
         <w:spacing w:after="0" w:before="240" w:line="360" w:lineRule="auto"/>
         <w:ind w:left="720" w:hanging="360"/>
@@ -2741,7 +2736,7 @@
       <w:pPr>
         <w:numPr>
           <w:ilvl w:val="0"/>
-          <w:numId w:val="9"/>
+          <w:numId w:val="10"/>
         </w:numPr>
         <w:spacing w:after="0" w:before="240" w:line="360" w:lineRule="auto"/>
         <w:ind w:left="720" w:hanging="360"/>
@@ -2760,7 +2755,7 @@
       <w:pPr>
         <w:numPr>
           <w:ilvl w:val="1"/>
-          <w:numId w:val="10"/>
+          <w:numId w:val="11"/>
         </w:numPr>
         <w:spacing w:after="80" w:before="240" w:line="360" w:lineRule="auto"/>
         <w:ind w:left="1440" w:hanging="164.40944881889777"/>
@@ -2780,7 +2775,7 @@
       <w:pPr>
         <w:numPr>
           <w:ilvl w:val="0"/>
-          <w:numId w:val="12"/>
+          <w:numId w:val="13"/>
         </w:numPr>
         <w:spacing w:after="240" w:before="240" w:line="360" w:lineRule="auto"/>
         <w:ind w:left="720" w:hanging="360"/>
@@ -2848,7 +2843,7 @@
       <w:pPr>
         <w:numPr>
           <w:ilvl w:val="0"/>
-          <w:numId w:val="12"/>
+          <w:numId w:val="13"/>
         </w:numPr>
         <w:spacing w:after="80" w:before="240" w:line="360" w:lineRule="auto"/>
         <w:ind w:left="720" w:hanging="360"/>
@@ -2900,7 +2895,7 @@
       <w:pPr>
         <w:numPr>
           <w:ilvl w:val="0"/>
-          <w:numId w:val="12"/>
+          <w:numId w:val="13"/>
         </w:numPr>
         <w:spacing w:after="80" w:before="240" w:line="360" w:lineRule="auto"/>
         <w:ind w:left="720" w:hanging="360"/>
@@ -2957,7 +2952,7 @@
       <w:pPr>
         <w:numPr>
           <w:ilvl w:val="1"/>
-          <w:numId w:val="10"/>
+          <w:numId w:val="11"/>
         </w:numPr>
         <w:spacing w:after="80" w:before="240" w:line="360" w:lineRule="auto"/>
         <w:ind w:left="1440" w:hanging="164.40944881889777"/>
@@ -2998,7 +2993,7 @@
                     <pic:cNvPicPr preferRelativeResize="0"/>
                   </pic:nvPicPr>
                   <pic:blipFill>
-                    <a:blip r:embed="rId11"/>
+                    <a:blip r:embed="rId10"/>
                     <a:srcRect b="0" l="0" r="0" t="0"/>
                     <a:stretch>
                       <a:fillRect/>
@@ -3058,16 +3053,16 @@
           <wp:inline distB="114300" distT="114300" distL="114300" distR="114300">
             <wp:extent cx="3742463" cy="8093455"/>
             <wp:effectExtent b="0" l="0" r="0" t="0"/>
-            <wp:docPr id="4" name="image9.png"/>
+            <wp:docPr id="4" name="image6.png"/>
             <a:graphic>
               <a:graphicData uri="http://schemas.openxmlformats.org/drawingml/2006/picture">
                 <pic:pic>
                   <pic:nvPicPr>
-                    <pic:cNvPr id="0" name="image9.png"/>
+                    <pic:cNvPr id="0" name="image6.png"/>
                     <pic:cNvPicPr preferRelativeResize="0"/>
                   </pic:nvPicPr>
                   <pic:blipFill>
-                    <a:blip r:embed="rId12"/>
+                    <a:blip r:embed="rId11"/>
                     <a:srcRect b="0" l="0" r="0" t="0"/>
                     <a:stretch>
                       <a:fillRect/>
@@ -3127,16 +3122,16 @@
           <wp:inline distB="114300" distT="114300" distL="114300" distR="114300">
             <wp:extent cx="3790088" cy="8114548"/>
             <wp:effectExtent b="0" l="0" r="0" t="0"/>
-            <wp:docPr id="6" name="image10.png"/>
+            <wp:docPr id="6" name="image9.png"/>
             <a:graphic>
               <a:graphicData uri="http://schemas.openxmlformats.org/drawingml/2006/picture">
                 <pic:pic>
                   <pic:nvPicPr>
-                    <pic:cNvPr id="0" name="image10.png"/>
+                    <pic:cNvPr id="0" name="image9.png"/>
                     <pic:cNvPicPr preferRelativeResize="0"/>
                   </pic:nvPicPr>
                   <pic:blipFill>
-                    <a:blip r:embed="rId13"/>
+                    <a:blip r:embed="rId12"/>
                     <a:srcRect b="0" l="0" r="0" t="0"/>
                     <a:stretch>
                       <a:fillRect/>
@@ -3191,7 +3186,7 @@
                     <pic:cNvPicPr preferRelativeResize="0"/>
                   </pic:nvPicPr>
                   <pic:blipFill>
-                    <a:blip r:embed="rId14"/>
+                    <a:blip r:embed="rId13"/>
                     <a:srcRect b="0" l="0" r="0" t="0"/>
                     <a:stretch>
                       <a:fillRect/>
@@ -3237,16 +3232,16 @@
           <wp:inline distB="114300" distT="114300" distL="114300" distR="114300">
             <wp:extent cx="4082888" cy="8555918"/>
             <wp:effectExtent b="0" l="0" r="0" t="0"/>
-            <wp:docPr id="7" name="image7.png"/>
+            <wp:docPr id="7" name="image10.png"/>
             <a:graphic>
               <a:graphicData uri="http://schemas.openxmlformats.org/drawingml/2006/picture">
                 <pic:pic>
                   <pic:nvPicPr>
-                    <pic:cNvPr id="0" name="image7.png"/>
+                    <pic:cNvPr id="0" name="image10.png"/>
                     <pic:cNvPicPr preferRelativeResize="0"/>
                   </pic:nvPicPr>
                   <pic:blipFill>
-                    <a:blip r:embed="rId15"/>
+                    <a:blip r:embed="rId14"/>
                     <a:srcRect b="0" l="0" r="0" t="0"/>
                     <a:stretch>
                       <a:fillRect/>
@@ -3306,16 +3301,16 @@
           <wp:inline distB="114300" distT="114300" distL="114300" distR="114300">
             <wp:extent cx="6120000" cy="8166100"/>
             <wp:effectExtent b="0" l="0" r="0" t="0"/>
-            <wp:docPr id="11" name="image3.jpg"/>
+            <wp:docPr id="11" name="image1.jpg"/>
             <a:graphic>
               <a:graphicData uri="http://schemas.openxmlformats.org/drawingml/2006/picture">
                 <pic:pic>
                   <pic:nvPicPr>
-                    <pic:cNvPr id="0" name="image3.jpg"/>
+                    <pic:cNvPr id="0" name="image1.jpg"/>
                     <pic:cNvPicPr preferRelativeResize="0"/>
                   </pic:nvPicPr>
                   <pic:blipFill>
-                    <a:blip r:embed="rId16"/>
+                    <a:blip r:embed="rId15"/>
                     <a:srcRect b="0" l="0" r="0" t="0"/>
                     <a:stretch>
                       <a:fillRect/>
@@ -3360,24 +3355,9 @@
     </w:p>
     <w:p>
       <w:pPr>
-        <w:spacing w:after="80" w:before="240" w:line="360" w:lineRule="auto"/>
-        <w:ind w:left="0" w:firstLine="0"/>
-        <w:jc w:val="center"/>
-        <w:rPr>
-          <w:b w:val="1"/>
-        </w:rPr>
-      </w:pPr>
-      <w:r>
-        <w:rPr>
-          <w:rtl w:val="0"/>
-        </w:rPr>
-      </w:r>
-    </w:p>
-    <w:p>
-      <w:pPr>
         <w:numPr>
           <w:ilvl w:val="1"/>
-          <w:numId w:val="10"/>
+          <w:numId w:val="11"/>
         </w:numPr>
         <w:spacing w:after="80" w:before="240" w:line="360" w:lineRule="auto"/>
         <w:ind w:left="1440" w:hanging="164.40944881889777"/>
@@ -3397,7 +3377,7 @@
       <w:pPr>
         <w:numPr>
           <w:ilvl w:val="0"/>
-          <w:numId w:val="3"/>
+          <w:numId w:val="4"/>
         </w:numPr>
         <w:spacing w:after="80" w:before="240" w:line="360" w:lineRule="auto"/>
         <w:ind w:left="720" w:right="562.2047244094489" w:hanging="360"/>
@@ -3427,7 +3407,7 @@
       <w:pPr>
         <w:numPr>
           <w:ilvl w:val="0"/>
-          <w:numId w:val="3"/>
+          <w:numId w:val="4"/>
         </w:numPr>
         <w:spacing w:after="80" w:before="240" w:line="360" w:lineRule="auto"/>
         <w:ind w:left="720" w:right="562.2047244094489" w:hanging="360"/>
@@ -3818,7 +3798,7 @@
                     <pic:cNvPicPr preferRelativeResize="0"/>
                   </pic:nvPicPr>
                   <pic:blipFill>
-                    <a:blip r:embed="rId17"/>
+                    <a:blip r:embed="rId16"/>
                     <a:srcRect b="0" l="0" r="0" t="0"/>
                     <a:stretch>
                       <a:fillRect/>
@@ -3862,7 +3842,7 @@
       <w:pPr>
         <w:numPr>
           <w:ilvl w:val="0"/>
-          <w:numId w:val="4"/>
+          <w:numId w:val="5"/>
         </w:numPr>
         <w:spacing w:after="0" w:before="0" w:line="360" w:lineRule="auto"/>
         <w:ind w:left="720" w:hanging="360"/>
@@ -3879,7 +3859,7 @@
       <w:pPr>
         <w:numPr>
           <w:ilvl w:val="0"/>
-          <w:numId w:val="4"/>
+          <w:numId w:val="5"/>
         </w:numPr>
         <w:spacing w:after="0" w:before="0" w:line="360" w:lineRule="auto"/>
         <w:ind w:left="720" w:hanging="360"/>
@@ -3896,7 +3876,7 @@
       <w:pPr>
         <w:numPr>
           <w:ilvl w:val="0"/>
-          <w:numId w:val="4"/>
+          <w:numId w:val="5"/>
         </w:numPr>
         <w:spacing w:after="0" w:before="0" w:line="360" w:lineRule="auto"/>
         <w:ind w:left="720" w:hanging="360"/>
@@ -3913,7 +3893,7 @@
       <w:pPr>
         <w:numPr>
           <w:ilvl w:val="1"/>
-          <w:numId w:val="10"/>
+          <w:numId w:val="11"/>
         </w:numPr>
         <w:spacing w:after="80" w:before="240" w:line="360" w:lineRule="auto"/>
         <w:ind w:left="1440" w:hanging="164.40944881889777"/>
@@ -3946,7 +3926,7 @@
       <w:pPr>
         <w:numPr>
           <w:ilvl w:val="0"/>
-          <w:numId w:val="1"/>
+          <w:numId w:val="2"/>
         </w:numPr>
         <w:spacing w:after="0" w:before="0" w:line="360" w:lineRule="auto"/>
         <w:ind w:left="720" w:hanging="360"/>
@@ -3963,7 +3943,7 @@
       <w:pPr>
         <w:numPr>
           <w:ilvl w:val="0"/>
-          <w:numId w:val="1"/>
+          <w:numId w:val="2"/>
         </w:numPr>
         <w:spacing w:after="0" w:before="0" w:line="360" w:lineRule="auto"/>
         <w:ind w:left="720" w:hanging="360"/>
@@ -3998,7 +3978,7 @@
       <w:pPr>
         <w:numPr>
           <w:ilvl w:val="0"/>
-          <w:numId w:val="1"/>
+          <w:numId w:val="2"/>
         </w:numPr>
         <w:spacing w:after="0" w:before="0" w:line="360" w:lineRule="auto"/>
         <w:ind w:left="720" w:hanging="360"/>
@@ -4029,7 +4009,7 @@
       <w:pPr>
         <w:numPr>
           <w:ilvl w:val="0"/>
-          <w:numId w:val="1"/>
+          <w:numId w:val="2"/>
         </w:numPr>
         <w:spacing w:after="0" w:before="0" w:line="360" w:lineRule="auto"/>
         <w:ind w:left="720" w:hanging="360"/>
@@ -4060,7 +4040,7 @@
       <w:pPr>
         <w:numPr>
           <w:ilvl w:val="0"/>
-          <w:numId w:val="1"/>
+          <w:numId w:val="2"/>
         </w:numPr>
         <w:spacing w:after="0" w:before="0" w:line="360" w:lineRule="auto"/>
         <w:ind w:left="720" w:hanging="360"/>
@@ -4091,7 +4071,7 @@
       <w:pPr>
         <w:numPr>
           <w:ilvl w:val="0"/>
-          <w:numId w:val="1"/>
+          <w:numId w:val="2"/>
         </w:numPr>
         <w:spacing w:after="0" w:before="0" w:line="360" w:lineRule="auto"/>
         <w:ind w:left="720" w:hanging="360"/>
@@ -4108,7 +4088,7 @@
       <w:pPr>
         <w:numPr>
           <w:ilvl w:val="0"/>
-          <w:numId w:val="1"/>
+          <w:numId w:val="2"/>
         </w:numPr>
         <w:spacing w:after="0" w:before="0" w:line="360" w:lineRule="auto"/>
         <w:ind w:left="720" w:hanging="360"/>
@@ -4136,17 +4116,289 @@
     </w:p>
     <w:p>
       <w:pPr>
+        <w:spacing w:after="80" w:before="240" w:line="360" w:lineRule="auto"/>
+        <w:ind w:firstLine="566.9291338582675"/>
+        <w:rPr>
+          <w:b w:val="1"/>
+        </w:rPr>
+      </w:pPr>
+      <w:r>
+        <w:rPr>
+          <w:b w:val="1"/>
+          <w:rtl w:val="0"/>
+        </w:rPr>
+        <w:t xml:space="preserve">3.8. Системные требования</w:t>
+      </w:r>
+    </w:p>
+    <w:p>
+      <w:pPr>
+        <w:spacing w:after="240" w:before="240" w:line="360" w:lineRule="auto"/>
+        <w:ind w:firstLine="720"/>
+        <w:rPr/>
+      </w:pPr>
+      <w:r>
+        <w:rPr>
+          <w:rtl w:val="0"/>
+        </w:rPr>
+        <w:t xml:space="preserve">Для корректной работы приложения необходимы следующие компоненты:</w:t>
+      </w:r>
+    </w:p>
+    <w:p>
+      <w:pPr>
+        <w:pStyle w:val="Heading3"/>
+        <w:keepNext w:val="0"/>
+        <w:keepLines w:val="0"/>
+        <w:spacing w:line="360" w:lineRule="auto"/>
+        <w:ind w:firstLine="566.9291338582675"/>
+        <w:rPr>
+          <w:b w:val="0"/>
+          <w:sz w:val="24"/>
+          <w:szCs w:val="24"/>
+        </w:rPr>
+      </w:pPr>
+      <w:bookmarkStart w:colFirst="0" w:colLast="0" w:name="_34smlhg2rxqy" w:id="11"/>
+      <w:bookmarkEnd w:id="11"/>
+      <w:r>
+        <w:rPr>
+          <w:b w:val="0"/>
+          <w:sz w:val="24"/>
+          <w:szCs w:val="24"/>
+          <w:rtl w:val="0"/>
+        </w:rPr>
+        <w:t xml:space="preserve">Аппаратные требования:</w:t>
+      </w:r>
+    </w:p>
+    <w:p>
+      <w:pPr>
+        <w:numPr>
+          <w:ilvl w:val="0"/>
+          <w:numId w:val="1"/>
+        </w:numPr>
+        <w:spacing w:after="0" w:afterAutospacing="0" w:before="240" w:line="360" w:lineRule="auto"/>
+        <w:ind w:left="720" w:hanging="360"/>
+        <w:rPr/>
+      </w:pPr>
+      <w:r>
+        <w:rPr>
+          <w:rtl w:val="0"/>
+        </w:rPr>
+        <w:t xml:space="preserve">Mac с macOS 12 Monterey или новее.</w:t>
+      </w:r>
+    </w:p>
+    <w:p>
+      <w:pPr>
+        <w:numPr>
+          <w:ilvl w:val="0"/>
+          <w:numId w:val="1"/>
+        </w:numPr>
+        <w:spacing w:after="0" w:afterAutospacing="0" w:before="0" w:beforeAutospacing="0" w:line="360" w:lineRule="auto"/>
+        <w:ind w:left="720" w:hanging="360"/>
+        <w:rPr/>
+      </w:pPr>
+      <w:r>
+        <w:rPr>
+          <w:rtl w:val="0"/>
+        </w:rPr>
+        <w:t xml:space="preserve">iPhone с iOS 15 или новее (рекомендуется iOS 16+).</w:t>
+      </w:r>
+    </w:p>
+    <w:p>
+      <w:pPr>
+        <w:numPr>
+          <w:ilvl w:val="0"/>
+          <w:numId w:val="1"/>
+        </w:numPr>
+        <w:spacing w:after="0" w:afterAutospacing="0" w:before="0" w:beforeAutospacing="0" w:line="360" w:lineRule="auto"/>
+        <w:ind w:left="720" w:hanging="360"/>
+        <w:rPr/>
+      </w:pPr>
+      <w:r>
+        <w:rPr>
+          <w:rtl w:val="0"/>
+        </w:rPr>
+        <w:t xml:space="preserve">Процессор Apple Silicon (M1/M2/M3) или Intel с поддержкой последних версий Xcode.</w:t>
+      </w:r>
+    </w:p>
+    <w:p>
+      <w:pPr>
+        <w:numPr>
+          <w:ilvl w:val="0"/>
+          <w:numId w:val="1"/>
+        </w:numPr>
+        <w:spacing w:after="0" w:afterAutospacing="0" w:before="0" w:beforeAutospacing="0" w:line="360" w:lineRule="auto"/>
+        <w:ind w:left="720" w:hanging="360"/>
+        <w:rPr/>
+      </w:pPr>
+      <w:r>
+        <w:rPr>
+          <w:rtl w:val="0"/>
+        </w:rPr>
+        <w:t xml:space="preserve">Минимум 8 ГБ ОЗУ, рекомендуется 16 ГБ и выше.</w:t>
+      </w:r>
+    </w:p>
+    <w:p>
+      <w:pPr>
+        <w:numPr>
+          <w:ilvl w:val="0"/>
+          <w:numId w:val="1"/>
+        </w:numPr>
+        <w:spacing w:after="240" w:before="0" w:beforeAutospacing="0" w:line="360" w:lineRule="auto"/>
+        <w:ind w:left="720" w:hanging="360"/>
+        <w:rPr/>
+      </w:pPr>
+      <w:r>
+        <w:rPr>
+          <w:rtl w:val="0"/>
+        </w:rPr>
+        <w:t xml:space="preserve">USB-кабель для подключения iPhone к Mac.</w:t>
+      </w:r>
+    </w:p>
+    <w:p>
+      <w:pPr>
+        <w:pStyle w:val="Heading3"/>
+        <w:keepNext w:val="0"/>
+        <w:keepLines w:val="0"/>
+        <w:spacing w:line="360" w:lineRule="auto"/>
+        <w:ind w:firstLine="566.9291338582675"/>
+        <w:rPr>
+          <w:b w:val="0"/>
+          <w:sz w:val="24"/>
+          <w:szCs w:val="24"/>
+        </w:rPr>
+      </w:pPr>
+      <w:bookmarkStart w:colFirst="0" w:colLast="0" w:name="_ualx19s7n5bw" w:id="12"/>
+      <w:bookmarkEnd w:id="12"/>
+      <w:r>
+        <w:rPr>
+          <w:b w:val="0"/>
+          <w:sz w:val="24"/>
+          <w:szCs w:val="24"/>
+          <w:rtl w:val="0"/>
+        </w:rPr>
+        <w:t xml:space="preserve">Программные требования:</w:t>
+      </w:r>
+    </w:p>
+    <w:p>
+      <w:pPr>
+        <w:numPr>
+          <w:ilvl w:val="0"/>
+          <w:numId w:val="14"/>
+        </w:numPr>
+        <w:spacing w:after="0" w:afterAutospacing="0" w:before="240" w:line="360" w:lineRule="auto"/>
+        <w:ind w:left="720" w:hanging="360"/>
+        <w:rPr/>
+      </w:pPr>
+      <w:r>
+        <w:rPr>
+          <w:rtl w:val="0"/>
+        </w:rPr>
+        <w:t xml:space="preserve">Xcode 15.0 или новее (доступно через App Store или</w:t>
+      </w:r>
+      <w:hyperlink r:id="rId17">
+        <w:r>
+          <w:rPr>
+            <w:rtl w:val="0"/>
+          </w:rPr>
+          <w:t xml:space="preserve"> </w:t>
+        </w:r>
+      </w:hyperlink>
+      <w:hyperlink r:id="rId18">
+        <w:r>
+          <w:rPr>
+            <w:u w:val="single"/>
+            <w:rtl w:val="0"/>
+          </w:rPr>
+          <w:t xml:space="preserve">сайт Apple Developer</w:t>
+        </w:r>
+      </w:hyperlink>
+      <w:r>
+        <w:rPr>
+          <w:rtl w:val="0"/>
+        </w:rPr>
+        <w:t xml:space="preserve">).</w:t>
+      </w:r>
+    </w:p>
+    <w:p>
+      <w:pPr>
+        <w:numPr>
+          <w:ilvl w:val="0"/>
+          <w:numId w:val="14"/>
+        </w:numPr>
+        <w:spacing w:after="0" w:afterAutospacing="0" w:before="0" w:beforeAutospacing="0" w:line="360" w:lineRule="auto"/>
+        <w:ind w:left="720" w:hanging="360"/>
+        <w:rPr/>
+      </w:pPr>
+      <w:r>
+        <w:rPr>
+          <w:rtl w:val="0"/>
+        </w:rPr>
+        <w:t xml:space="preserve">Apple Developer Account (бесплатный или платный, для установки на физическое устройство).</w:t>
+      </w:r>
+    </w:p>
+    <w:p>
+      <w:pPr>
+        <w:numPr>
+          <w:ilvl w:val="0"/>
+          <w:numId w:val="14"/>
+        </w:numPr>
+        <w:spacing w:after="0" w:afterAutospacing="0" w:before="0" w:beforeAutospacing="0" w:line="360" w:lineRule="auto"/>
+        <w:ind w:left="720" w:hanging="360"/>
+        <w:rPr/>
+      </w:pPr>
+      <w:r>
+        <w:rPr>
+          <w:rtl w:val="0"/>
+        </w:rPr>
+        <w:t xml:space="preserve">Установленные командные инструменты Xcode (</w:t>
+      </w:r>
+      <w:r>
+        <w:rPr>
+          <w:rtl w:val="0"/>
+        </w:rPr>
+        <w:t xml:space="preserve">xcode-select --install</w:t>
+      </w:r>
+      <w:r>
+        <w:rPr>
+          <w:rtl w:val="0"/>
+        </w:rPr>
+        <w:t xml:space="preserve">).</w:t>
+      </w:r>
+    </w:p>
+    <w:p>
+      <w:pPr>
+        <w:numPr>
+          <w:ilvl w:val="0"/>
+          <w:numId w:val="14"/>
+        </w:numPr>
+        <w:spacing w:after="240" w:before="0" w:beforeAutospacing="0" w:line="360" w:lineRule="auto"/>
+        <w:ind w:left="720" w:hanging="360"/>
+        <w:rPr/>
+      </w:pPr>
+      <w:r>
+        <w:rPr>
+          <w:rtl w:val="0"/>
+        </w:rPr>
+        <w:t xml:space="preserve">Git (предустановлен на macOS или устанавливается отдельно).</w:t>
+      </w:r>
+      <w:r>
+        <w:rPr>
+          <w:rtl w:val="0"/>
+        </w:rPr>
+      </w:r>
+    </w:p>
+    <w:p>
+      <w:pPr>
         <w:pStyle w:val="Heading2"/>
         <w:numPr>
           <w:ilvl w:val="0"/>
-          <w:numId w:val="10"/>
+          <w:numId w:val="11"/>
         </w:numPr>
         <w:spacing w:after="80" w:before="240" w:line="360" w:lineRule="auto"/>
         <w:ind w:left="720" w:hanging="153.07086614173244"/>
         <w:rPr/>
       </w:pPr>
-      <w:bookmarkStart w:colFirst="0" w:colLast="0" w:name="_835bdcq8ahxr" w:id="11"/>
-      <w:bookmarkEnd w:id="11"/>
+      <w:bookmarkStart w:colFirst="0" w:colLast="0" w:name="_835bdcq8ahxr" w:id="13"/>
+      <w:bookmarkEnd w:id="13"/>
       <w:r>
         <w:rPr>
           <w:rtl w:val="0"/>
@@ -4158,7 +4410,7 @@
       <w:pPr>
         <w:numPr>
           <w:ilvl w:val="1"/>
-          <w:numId w:val="10"/>
+          <w:numId w:val="11"/>
         </w:numPr>
         <w:spacing w:after="80" w:before="240" w:line="360" w:lineRule="auto"/>
         <w:ind w:left="1440" w:hanging="164.40944881889777"/>
@@ -4191,7 +4443,7 @@
       <w:pPr>
         <w:numPr>
           <w:ilvl w:val="0"/>
-          <w:numId w:val="8"/>
+          <w:numId w:val="9"/>
         </w:numPr>
         <w:spacing w:line="360" w:lineRule="auto"/>
         <w:ind w:left="720" w:hanging="360"/>
@@ -4208,7 +4460,7 @@
       <w:pPr>
         <w:numPr>
           <w:ilvl w:val="0"/>
-          <w:numId w:val="8"/>
+          <w:numId w:val="9"/>
         </w:numPr>
         <w:spacing w:after="0" w:before="0" w:line="360" w:lineRule="auto"/>
         <w:ind w:left="720" w:hanging="360"/>
@@ -4225,7 +4477,7 @@
       <w:pPr>
         <w:numPr>
           <w:ilvl w:val="1"/>
-          <w:numId w:val="10"/>
+          <w:numId w:val="11"/>
         </w:numPr>
         <w:spacing w:after="80" w:before="240" w:line="360" w:lineRule="auto"/>
         <w:ind w:left="1440" w:hanging="164.40944881889777"/>
@@ -4245,7 +4497,7 @@
       <w:pPr>
         <w:numPr>
           <w:ilvl w:val="0"/>
-          <w:numId w:val="11"/>
+          <w:numId w:val="12"/>
         </w:numPr>
         <w:spacing w:after="0" w:before="80" w:line="360" w:lineRule="auto"/>
         <w:ind w:left="720" w:right="562.2047244094489" w:hanging="360"/>
@@ -4262,7 +4514,7 @@
       <w:pPr>
         <w:numPr>
           <w:ilvl w:val="0"/>
-          <w:numId w:val="11"/>
+          <w:numId w:val="12"/>
         </w:numPr>
         <w:spacing w:after="0" w:before="0" w:line="360" w:lineRule="auto"/>
         <w:ind w:left="720" w:right="562.2047244094489" w:hanging="360"/>
@@ -4279,7 +4531,7 @@
       <w:pPr>
         <w:numPr>
           <w:ilvl w:val="0"/>
-          <w:numId w:val="11"/>
+          <w:numId w:val="12"/>
         </w:numPr>
         <w:spacing w:after="80" w:before="0" w:line="360" w:lineRule="auto"/>
         <w:ind w:left="720" w:right="562.2047244094489" w:hanging="360"/>
@@ -4296,7 +4548,7 @@
       <w:pPr>
         <w:numPr>
           <w:ilvl w:val="1"/>
-          <w:numId w:val="10"/>
+          <w:numId w:val="11"/>
         </w:numPr>
         <w:spacing w:after="80" w:before="240" w:line="360" w:lineRule="auto"/>
         <w:ind w:left="1440" w:hanging="164.40944881889777"/>
@@ -4736,8 +4988,8 @@
         <w:jc w:val="both"/>
         <w:rPr/>
       </w:pPr>
-      <w:bookmarkStart w:colFirst="0" w:colLast="0" w:name="_quivc0x8sitm" w:id="12"/>
-      <w:bookmarkEnd w:id="12"/>
+      <w:bookmarkStart w:colFirst="0" w:colLast="0" w:name="_quivc0x8sitm" w:id="14"/>
+      <w:bookmarkEnd w:id="14"/>
       <w:r>
         <w:rPr>
           <w:rtl w:val="0"/>
@@ -4749,15 +5001,15 @@
         <w:pStyle w:val="Heading2"/>
         <w:numPr>
           <w:ilvl w:val="0"/>
-          <w:numId w:val="10"/>
+          <w:numId w:val="11"/>
         </w:numPr>
         <w:spacing w:after="80" w:before="240" w:line="360" w:lineRule="auto"/>
         <w:ind w:left="720" w:right="562.2047244094489" w:hanging="153.07086614173244"/>
         <w:jc w:val="both"/>
         <w:rPr/>
       </w:pPr>
-      <w:bookmarkStart w:colFirst="0" w:colLast="0" w:name="_5dk88bg9uxx8" w:id="13"/>
-      <w:bookmarkEnd w:id="13"/>
+      <w:bookmarkStart w:colFirst="0" w:colLast="0" w:name="_5dk88bg9uxx8" w:id="15"/>
+      <w:bookmarkEnd w:id="15"/>
       <w:r>
         <w:rPr>
           <w:rtl w:val="0"/>
@@ -4796,15 +5048,15 @@
         <w:pStyle w:val="Heading2"/>
         <w:numPr>
           <w:ilvl w:val="0"/>
-          <w:numId w:val="10"/>
+          <w:numId w:val="11"/>
         </w:numPr>
         <w:spacing w:after="80" w:before="240" w:line="360" w:lineRule="auto"/>
         <w:ind w:left="720" w:right="562.2047244094489" w:hanging="153.07086614173244"/>
         <w:jc w:val="both"/>
         <w:rPr/>
       </w:pPr>
-      <w:bookmarkStart w:colFirst="0" w:colLast="0" w:name="_hjabqnlkznnm" w:id="14"/>
-      <w:bookmarkEnd w:id="14"/>
+      <w:bookmarkStart w:colFirst="0" w:colLast="0" w:name="_hjabqnlkznnm" w:id="16"/>
+      <w:bookmarkEnd w:id="16"/>
       <w:r>
         <w:rPr>
           <w:rtl w:val="0"/>
@@ -4816,7 +5068,7 @@
       <w:pPr>
         <w:numPr>
           <w:ilvl w:val="0"/>
-          <w:numId w:val="7"/>
+          <w:numId w:val="8"/>
         </w:numPr>
         <w:spacing w:after="80" w:before="240" w:line="360" w:lineRule="auto"/>
         <w:ind w:left="720" w:hanging="360"/>
@@ -4831,7 +5083,7 @@
         <w:t xml:space="preserve">Компьютерное зрение: библиотеки обработки изображений и видео.</w:t>
         <w:br w:type="textWrapping"/>
       </w:r>
-      <w:hyperlink r:id="rId18">
+      <w:hyperlink r:id="rId19">
         <w:r>
           <w:rPr>
             <w:u w:val="single"/>
@@ -4850,7 +5102,7 @@
       <w:pPr>
         <w:numPr>
           <w:ilvl w:val="0"/>
-          <w:numId w:val="7"/>
+          <w:numId w:val="8"/>
         </w:numPr>
         <w:spacing w:after="80" w:before="240" w:line="360" w:lineRule="auto"/>
         <w:ind w:left="720" w:hanging="360"/>
@@ -4865,7 +5117,7 @@
         <w:t xml:space="preserve">Фреймворк для создания пайплайнов обработки мультимедиа с поддержкой моделей машинного обучения в реальном времени.</w:t>
         <w:br w:type="textWrapping"/>
       </w:r>
-      <w:hyperlink r:id="rId19">
+      <w:hyperlink r:id="rId20">
         <w:r>
           <w:rPr>
             <w:u w:val="single"/>
@@ -4884,7 +5136,7 @@
       <w:pPr>
         <w:numPr>
           <w:ilvl w:val="0"/>
-          <w:numId w:val="7"/>
+          <w:numId w:val="8"/>
         </w:numPr>
         <w:spacing w:after="80" w:before="240" w:line="360" w:lineRule="auto"/>
         <w:ind w:left="720" w:hanging="360"/>
@@ -4899,7 +5151,7 @@
         <w:t xml:space="preserve">Современный декларативный фреймворк для построения UI в приложениях под iOS/macOS.</w:t>
         <w:br w:type="textWrapping"/>
       </w:r>
-      <w:hyperlink r:id="rId20">
+      <w:hyperlink r:id="rId21">
         <w:r>
           <w:rPr>
             <w:u w:val="single"/>
@@ -4918,7 +5170,7 @@
       <w:pPr>
         <w:numPr>
           <w:ilvl w:val="0"/>
-          <w:numId w:val="7"/>
+          <w:numId w:val="8"/>
         </w:numPr>
         <w:spacing w:after="80" w:before="240" w:line="360" w:lineRule="auto"/>
         <w:ind w:left="720" w:hanging="360"/>
@@ -4933,7 +5185,7 @@
         <w:t xml:space="preserve">Реализация модели детекции медицинских масок, основанная на MobileNetV2 + SSD.</w:t>
         <w:br w:type="textWrapping"/>
       </w:r>
-      <w:hyperlink r:id="rId21">
+      <w:hyperlink r:id="rId22">
         <w:r>
           <w:rPr>
             <w:u w:val="single"/>
@@ -4952,7 +5204,7 @@
       <w:pPr>
         <w:numPr>
           <w:ilvl w:val="0"/>
-          <w:numId w:val="7"/>
+          <w:numId w:val="8"/>
         </w:numPr>
         <w:spacing w:after="80" w:before="240" w:line="360" w:lineRule="auto"/>
         <w:ind w:left="720" w:hanging="360"/>
@@ -4967,13 +5219,13 @@
         <w:t xml:space="preserve">Реализация CoreML-интеграции для детекторов масок в Swift от Keithito.</w:t>
         <w:br w:type="textWrapping"/>
       </w:r>
-      <w:hyperlink r:id="rId22">
+      <w:hyperlink r:id="rId23">
         <w:r>
           <w:rPr>
             <w:u w:val="single"/>
             <w:rtl w:val="0"/>
           </w:rPr>
-          <w:t xml:space="preserve">https://github.com/keithito/CodeML</w:t>
+          <w:t xml:space="preserve">https://github.com/keithito/SwiftMaskDetection</w:t>
         </w:r>
       </w:hyperlink>
       <w:r>
@@ -4986,7 +5238,7 @@
       <w:pPr>
         <w:numPr>
           <w:ilvl w:val="0"/>
-          <w:numId w:val="7"/>
+          <w:numId w:val="8"/>
         </w:numPr>
         <w:spacing w:after="80" w:before="240" w:line="360" w:lineRule="auto"/>
         <w:ind w:left="720" w:hanging="360"/>
@@ -5001,7 +5253,7 @@
         <w:t xml:space="preserve">Документация по созданию, оптимизации и интеграции нейросетей в iOS-приложения.</w:t>
         <w:br w:type="textWrapping"/>
       </w:r>
-      <w:hyperlink r:id="rId23">
+      <w:hyperlink r:id="rId24">
         <w:r>
           <w:rPr>
             <w:u w:val="single"/>
@@ -5020,7 +5272,7 @@
       <w:pPr>
         <w:numPr>
           <w:ilvl w:val="0"/>
-          <w:numId w:val="7"/>
+          <w:numId w:val="8"/>
         </w:numPr>
         <w:spacing w:after="80" w:before="240" w:line="360" w:lineRule="auto"/>
         <w:ind w:left="720" w:hanging="360"/>
@@ -5035,7 +5287,7 @@
         <w:t xml:space="preserve">Набор инструментов для конвертации PyTorch, TensorFlow моделей в формат CoreML.</w:t>
         <w:br w:type="textWrapping"/>
       </w:r>
-      <w:hyperlink r:id="rId24">
+      <w:hyperlink r:id="rId25">
         <w:r>
           <w:rPr>
             <w:u w:val="single"/>
@@ -5054,7 +5306,7 @@
       <w:pPr>
         <w:numPr>
           <w:ilvl w:val="0"/>
-          <w:numId w:val="7"/>
+          <w:numId w:val="8"/>
         </w:numPr>
         <w:spacing w:after="80" w:before="240" w:line="360" w:lineRule="auto"/>
         <w:ind w:left="720" w:hanging="360"/>
@@ -5069,7 +5321,7 @@
         <w:t xml:space="preserve">Гибкий и широко используемый фреймворк для обучения нейросетей.</w:t>
         <w:br w:type="textWrapping"/>
       </w:r>
-      <w:hyperlink r:id="rId25">
+      <w:hyperlink r:id="rId26">
         <w:r>
           <w:rPr>
             <w:u w:val="single"/>
@@ -5088,7 +5340,7 @@
       <w:pPr>
         <w:numPr>
           <w:ilvl w:val="0"/>
-          <w:numId w:val="7"/>
+          <w:numId w:val="8"/>
         </w:numPr>
         <w:spacing w:after="80" w:before="240" w:line="360" w:lineRule="auto"/>
         <w:ind w:left="720" w:hanging="360"/>
@@ -5103,7 +5355,7 @@
         <w:t xml:space="preserve">Фреймворк для машинного обучения от Google, широко используемый в продакшн-решениях.</w:t>
         <w:br w:type="textWrapping"/>
       </w:r>
-      <w:hyperlink r:id="rId26">
+      <w:hyperlink r:id="rId27">
         <w:r>
           <w:rPr>
             <w:u w:val="single"/>
@@ -5153,6 +5405,116 @@
   <w:abstractNum w:abstractNumId="1">
     <w:lvl w:ilvl="0">
       <w:start w:val="1"/>
+      <w:numFmt w:val="bullet"/>
+      <w:lvlText w:val="●"/>
+      <w:lvlJc w:val="left"/>
+      <w:pPr>
+        <w:ind w:left="720" w:hanging="360"/>
+      </w:pPr>
+      <w:rPr>
+        <w:u w:val="none"/>
+      </w:rPr>
+    </w:lvl>
+    <w:lvl w:ilvl="1">
+      <w:start w:val="1"/>
+      <w:numFmt w:val="bullet"/>
+      <w:lvlText w:val="○"/>
+      <w:lvlJc w:val="left"/>
+      <w:pPr>
+        <w:ind w:left="1440" w:hanging="360"/>
+      </w:pPr>
+      <w:rPr>
+        <w:u w:val="none"/>
+      </w:rPr>
+    </w:lvl>
+    <w:lvl w:ilvl="2">
+      <w:start w:val="1"/>
+      <w:numFmt w:val="bullet"/>
+      <w:lvlText w:val="■"/>
+      <w:lvlJc w:val="left"/>
+      <w:pPr>
+        <w:ind w:left="2160" w:hanging="360"/>
+      </w:pPr>
+      <w:rPr>
+        <w:u w:val="none"/>
+      </w:rPr>
+    </w:lvl>
+    <w:lvl w:ilvl="3">
+      <w:start w:val="1"/>
+      <w:numFmt w:val="bullet"/>
+      <w:lvlText w:val="●"/>
+      <w:lvlJc w:val="left"/>
+      <w:pPr>
+        <w:ind w:left="2880" w:hanging="360"/>
+      </w:pPr>
+      <w:rPr>
+        <w:u w:val="none"/>
+      </w:rPr>
+    </w:lvl>
+    <w:lvl w:ilvl="4">
+      <w:start w:val="1"/>
+      <w:numFmt w:val="bullet"/>
+      <w:lvlText w:val="○"/>
+      <w:lvlJc w:val="left"/>
+      <w:pPr>
+        <w:ind w:left="3600" w:hanging="360"/>
+      </w:pPr>
+      <w:rPr>
+        <w:u w:val="none"/>
+      </w:rPr>
+    </w:lvl>
+    <w:lvl w:ilvl="5">
+      <w:start w:val="1"/>
+      <w:numFmt w:val="bullet"/>
+      <w:lvlText w:val="■"/>
+      <w:lvlJc w:val="left"/>
+      <w:pPr>
+        <w:ind w:left="4320" w:hanging="360"/>
+      </w:pPr>
+      <w:rPr>
+        <w:u w:val="none"/>
+      </w:rPr>
+    </w:lvl>
+    <w:lvl w:ilvl="6">
+      <w:start w:val="1"/>
+      <w:numFmt w:val="bullet"/>
+      <w:lvlText w:val="●"/>
+      <w:lvlJc w:val="left"/>
+      <w:pPr>
+        <w:ind w:left="5040" w:hanging="360"/>
+      </w:pPr>
+      <w:rPr>
+        <w:u w:val="none"/>
+      </w:rPr>
+    </w:lvl>
+    <w:lvl w:ilvl="7">
+      <w:start w:val="1"/>
+      <w:numFmt w:val="bullet"/>
+      <w:lvlText w:val="○"/>
+      <w:lvlJc w:val="left"/>
+      <w:pPr>
+        <w:ind w:left="5760" w:hanging="360"/>
+      </w:pPr>
+      <w:rPr>
+        <w:u w:val="none"/>
+      </w:rPr>
+    </w:lvl>
+    <w:lvl w:ilvl="8">
+      <w:start w:val="1"/>
+      <w:numFmt w:val="bullet"/>
+      <w:lvlText w:val="■"/>
+      <w:lvlJc w:val="left"/>
+      <w:pPr>
+        <w:ind w:left="6480" w:hanging="360"/>
+      </w:pPr>
+      <w:rPr>
+        <w:u w:val="none"/>
+      </w:rPr>
+    </w:lvl>
+  </w:abstractNum>
+  <w:abstractNum w:abstractNumId="2">
+    <w:lvl w:ilvl="0">
+      <w:start w:val="1"/>
       <w:numFmt w:val="decimal"/>
       <w:lvlText w:val="%1."/>
       <w:lvlJc w:val="left"/>
@@ -5260,7 +5622,7 @@
       </w:rPr>
     </w:lvl>
   </w:abstractNum>
-  <w:abstractNum w:abstractNumId="2">
+  <w:abstractNum w:abstractNumId="3">
     <w:lvl w:ilvl="0">
       <w:start w:val="1"/>
       <w:numFmt w:val="decimal"/>
@@ -5370,7 +5732,7 @@
       </w:rPr>
     </w:lvl>
   </w:abstractNum>
-  <w:abstractNum w:abstractNumId="3">
+  <w:abstractNum w:abstractNumId="4">
     <w:lvl w:ilvl="0">
       <w:start w:val="1"/>
       <w:numFmt w:val="decimal"/>
@@ -5480,116 +5842,6 @@
       </w:rPr>
     </w:lvl>
   </w:abstractNum>
-  <w:abstractNum w:abstractNumId="4">
-    <w:lvl w:ilvl="0">
-      <w:start w:val="1"/>
-      <w:numFmt w:val="bullet"/>
-      <w:lvlText w:val="●"/>
-      <w:lvlJc w:val="left"/>
-      <w:pPr>
-        <w:ind w:left="720" w:hanging="360"/>
-      </w:pPr>
-      <w:rPr>
-        <w:u w:val="none"/>
-      </w:rPr>
-    </w:lvl>
-    <w:lvl w:ilvl="1">
-      <w:start w:val="1"/>
-      <w:numFmt w:val="bullet"/>
-      <w:lvlText w:val="○"/>
-      <w:lvlJc w:val="left"/>
-      <w:pPr>
-        <w:ind w:left="1440" w:hanging="360"/>
-      </w:pPr>
-      <w:rPr>
-        <w:u w:val="none"/>
-      </w:rPr>
-    </w:lvl>
-    <w:lvl w:ilvl="2">
-      <w:start w:val="1"/>
-      <w:numFmt w:val="bullet"/>
-      <w:lvlText w:val="■"/>
-      <w:lvlJc w:val="left"/>
-      <w:pPr>
-        <w:ind w:left="2160" w:hanging="360"/>
-      </w:pPr>
-      <w:rPr>
-        <w:u w:val="none"/>
-      </w:rPr>
-    </w:lvl>
-    <w:lvl w:ilvl="3">
-      <w:start w:val="1"/>
-      <w:numFmt w:val="bullet"/>
-      <w:lvlText w:val="●"/>
-      <w:lvlJc w:val="left"/>
-      <w:pPr>
-        <w:ind w:left="2880" w:hanging="360"/>
-      </w:pPr>
-      <w:rPr>
-        <w:u w:val="none"/>
-      </w:rPr>
-    </w:lvl>
-    <w:lvl w:ilvl="4">
-      <w:start w:val="1"/>
-      <w:numFmt w:val="bullet"/>
-      <w:lvlText w:val="○"/>
-      <w:lvlJc w:val="left"/>
-      <w:pPr>
-        <w:ind w:left="3600" w:hanging="360"/>
-      </w:pPr>
-      <w:rPr>
-        <w:u w:val="none"/>
-      </w:rPr>
-    </w:lvl>
-    <w:lvl w:ilvl="5">
-      <w:start w:val="1"/>
-      <w:numFmt w:val="bullet"/>
-      <w:lvlText w:val="■"/>
-      <w:lvlJc w:val="left"/>
-      <w:pPr>
-        <w:ind w:left="4320" w:hanging="360"/>
-      </w:pPr>
-      <w:rPr>
-        <w:u w:val="none"/>
-      </w:rPr>
-    </w:lvl>
-    <w:lvl w:ilvl="6">
-      <w:start w:val="1"/>
-      <w:numFmt w:val="bullet"/>
-      <w:lvlText w:val="●"/>
-      <w:lvlJc w:val="left"/>
-      <w:pPr>
-        <w:ind w:left="5040" w:hanging="360"/>
-      </w:pPr>
-      <w:rPr>
-        <w:u w:val="none"/>
-      </w:rPr>
-    </w:lvl>
-    <w:lvl w:ilvl="7">
-      <w:start w:val="1"/>
-      <w:numFmt w:val="bullet"/>
-      <w:lvlText w:val="○"/>
-      <w:lvlJc w:val="left"/>
-      <w:pPr>
-        <w:ind w:left="5760" w:hanging="360"/>
-      </w:pPr>
-      <w:rPr>
-        <w:u w:val="none"/>
-      </w:rPr>
-    </w:lvl>
-    <w:lvl w:ilvl="8">
-      <w:start w:val="1"/>
-      <w:numFmt w:val="bullet"/>
-      <w:lvlText w:val="■"/>
-      <w:lvlJc w:val="left"/>
-      <w:pPr>
-        <w:ind w:left="6480" w:hanging="360"/>
-      </w:pPr>
-      <w:rPr>
-        <w:u w:val="none"/>
-      </w:rPr>
-    </w:lvl>
-  </w:abstractNum>
   <w:abstractNum w:abstractNumId="5">
     <w:lvl w:ilvl="0">
       <w:start w:val="1"/>
@@ -5813,6 +6065,116 @@
   <w:abstractNum w:abstractNumId="7">
     <w:lvl w:ilvl="0">
       <w:start w:val="1"/>
+      <w:numFmt w:val="bullet"/>
+      <w:lvlText w:val="●"/>
+      <w:lvlJc w:val="left"/>
+      <w:pPr>
+        <w:ind w:left="720" w:hanging="360"/>
+      </w:pPr>
+      <w:rPr>
+        <w:u w:val="none"/>
+      </w:rPr>
+    </w:lvl>
+    <w:lvl w:ilvl="1">
+      <w:start w:val="1"/>
+      <w:numFmt w:val="bullet"/>
+      <w:lvlText w:val="○"/>
+      <w:lvlJc w:val="left"/>
+      <w:pPr>
+        <w:ind w:left="1440" w:hanging="360"/>
+      </w:pPr>
+      <w:rPr>
+        <w:u w:val="none"/>
+      </w:rPr>
+    </w:lvl>
+    <w:lvl w:ilvl="2">
+      <w:start w:val="1"/>
+      <w:numFmt w:val="bullet"/>
+      <w:lvlText w:val="■"/>
+      <w:lvlJc w:val="left"/>
+      <w:pPr>
+        <w:ind w:left="2160" w:hanging="360"/>
+      </w:pPr>
+      <w:rPr>
+        <w:u w:val="none"/>
+      </w:rPr>
+    </w:lvl>
+    <w:lvl w:ilvl="3">
+      <w:start w:val="1"/>
+      <w:numFmt w:val="bullet"/>
+      <w:lvlText w:val="●"/>
+      <w:lvlJc w:val="left"/>
+      <w:pPr>
+        <w:ind w:left="2880" w:hanging="360"/>
+      </w:pPr>
+      <w:rPr>
+        <w:u w:val="none"/>
+      </w:rPr>
+    </w:lvl>
+    <w:lvl w:ilvl="4">
+      <w:start w:val="1"/>
+      <w:numFmt w:val="bullet"/>
+      <w:lvlText w:val="○"/>
+      <w:lvlJc w:val="left"/>
+      <w:pPr>
+        <w:ind w:left="3600" w:hanging="360"/>
+      </w:pPr>
+      <w:rPr>
+        <w:u w:val="none"/>
+      </w:rPr>
+    </w:lvl>
+    <w:lvl w:ilvl="5">
+      <w:start w:val="1"/>
+      <w:numFmt w:val="bullet"/>
+      <w:lvlText w:val="■"/>
+      <w:lvlJc w:val="left"/>
+      <w:pPr>
+        <w:ind w:left="4320" w:hanging="360"/>
+      </w:pPr>
+      <w:rPr>
+        <w:u w:val="none"/>
+      </w:rPr>
+    </w:lvl>
+    <w:lvl w:ilvl="6">
+      <w:start w:val="1"/>
+      <w:numFmt w:val="bullet"/>
+      <w:lvlText w:val="●"/>
+      <w:lvlJc w:val="left"/>
+      <w:pPr>
+        <w:ind w:left="5040" w:hanging="360"/>
+      </w:pPr>
+      <w:rPr>
+        <w:u w:val="none"/>
+      </w:rPr>
+    </w:lvl>
+    <w:lvl w:ilvl="7">
+      <w:start w:val="1"/>
+      <w:numFmt w:val="bullet"/>
+      <w:lvlText w:val="○"/>
+      <w:lvlJc w:val="left"/>
+      <w:pPr>
+        <w:ind w:left="5760" w:hanging="360"/>
+      </w:pPr>
+      <w:rPr>
+        <w:u w:val="none"/>
+      </w:rPr>
+    </w:lvl>
+    <w:lvl w:ilvl="8">
+      <w:start w:val="1"/>
+      <w:numFmt w:val="bullet"/>
+      <w:lvlText w:val="■"/>
+      <w:lvlJc w:val="left"/>
+      <w:pPr>
+        <w:ind w:left="6480" w:hanging="360"/>
+      </w:pPr>
+      <w:rPr>
+        <w:u w:val="none"/>
+      </w:rPr>
+    </w:lvl>
+  </w:abstractNum>
+  <w:abstractNum w:abstractNumId="8">
+    <w:lvl w:ilvl="0">
+      <w:start w:val="1"/>
       <w:numFmt w:val="decimal"/>
       <w:lvlText w:val="%1."/>
       <w:lvlJc w:val="left"/>
@@ -5920,7 +6282,7 @@
       </w:rPr>
     </w:lvl>
   </w:abstractNum>
-  <w:abstractNum w:abstractNumId="8">
+  <w:abstractNum w:abstractNumId="9">
     <w:lvl w:ilvl="0">
       <w:start w:val="1"/>
       <w:numFmt w:val="bullet"/>
@@ -6030,7 +6392,7 @@
       </w:rPr>
     </w:lvl>
   </w:abstractNum>
-  <w:abstractNum w:abstractNumId="9">
+  <w:abstractNum w:abstractNumId="10">
     <w:lvl w:ilvl="0">
       <w:start w:val="1"/>
       <w:numFmt w:val="decimal"/>
@@ -6140,7 +6502,7 @@
       </w:rPr>
     </w:lvl>
   </w:abstractNum>
-  <w:abstractNum w:abstractNumId="10">
+  <w:abstractNum w:abstractNumId="11">
     <w:lvl w:ilvl="0">
       <w:start w:val="1"/>
       <w:numFmt w:val="decimal"/>
@@ -6250,7 +6612,7 @@
       </w:rPr>
     </w:lvl>
   </w:abstractNum>
-  <w:abstractNum w:abstractNumId="11">
+  <w:abstractNum w:abstractNumId="12">
     <w:lvl w:ilvl="0">
       <w:start w:val="1"/>
       <w:numFmt w:val="bullet"/>
@@ -6360,7 +6722,7 @@
       </w:rPr>
     </w:lvl>
   </w:abstractNum>
-  <w:abstractNum w:abstractNumId="12">
+  <w:abstractNum w:abstractNumId="13">
     <w:lvl w:ilvl="0">
       <w:start w:val="1"/>
       <w:numFmt w:val="decimal"/>
@@ -6462,6 +6824,116 @@
       <w:numFmt w:val="lowerRoman"/>
       <w:lvlText w:val="%9."/>
       <w:lvlJc w:val="right"/>
+      <w:pPr>
+        <w:ind w:left="6480" w:hanging="360"/>
+      </w:pPr>
+      <w:rPr>
+        <w:u w:val="none"/>
+      </w:rPr>
+    </w:lvl>
+  </w:abstractNum>
+  <w:abstractNum w:abstractNumId="14">
+    <w:lvl w:ilvl="0">
+      <w:start w:val="1"/>
+      <w:numFmt w:val="bullet"/>
+      <w:lvlText w:val="●"/>
+      <w:lvlJc w:val="left"/>
+      <w:pPr>
+        <w:ind w:left="720" w:hanging="360"/>
+      </w:pPr>
+      <w:rPr>
+        <w:u w:val="none"/>
+      </w:rPr>
+    </w:lvl>
+    <w:lvl w:ilvl="1">
+      <w:start w:val="1"/>
+      <w:numFmt w:val="bullet"/>
+      <w:lvlText w:val="○"/>
+      <w:lvlJc w:val="left"/>
+      <w:pPr>
+        <w:ind w:left="1440" w:hanging="360"/>
+      </w:pPr>
+      <w:rPr>
+        <w:u w:val="none"/>
+      </w:rPr>
+    </w:lvl>
+    <w:lvl w:ilvl="2">
+      <w:start w:val="1"/>
+      <w:numFmt w:val="bullet"/>
+      <w:lvlText w:val="■"/>
+      <w:lvlJc w:val="left"/>
+      <w:pPr>
+        <w:ind w:left="2160" w:hanging="360"/>
+      </w:pPr>
+      <w:rPr>
+        <w:u w:val="none"/>
+      </w:rPr>
+    </w:lvl>
+    <w:lvl w:ilvl="3">
+      <w:start w:val="1"/>
+      <w:numFmt w:val="bullet"/>
+      <w:lvlText w:val="●"/>
+      <w:lvlJc w:val="left"/>
+      <w:pPr>
+        <w:ind w:left="2880" w:hanging="360"/>
+      </w:pPr>
+      <w:rPr>
+        <w:u w:val="none"/>
+      </w:rPr>
+    </w:lvl>
+    <w:lvl w:ilvl="4">
+      <w:start w:val="1"/>
+      <w:numFmt w:val="bullet"/>
+      <w:lvlText w:val="○"/>
+      <w:lvlJc w:val="left"/>
+      <w:pPr>
+        <w:ind w:left="3600" w:hanging="360"/>
+      </w:pPr>
+      <w:rPr>
+        <w:u w:val="none"/>
+      </w:rPr>
+    </w:lvl>
+    <w:lvl w:ilvl="5">
+      <w:start w:val="1"/>
+      <w:numFmt w:val="bullet"/>
+      <w:lvlText w:val="■"/>
+      <w:lvlJc w:val="left"/>
+      <w:pPr>
+        <w:ind w:left="4320" w:hanging="360"/>
+      </w:pPr>
+      <w:rPr>
+        <w:u w:val="none"/>
+      </w:rPr>
+    </w:lvl>
+    <w:lvl w:ilvl="6">
+      <w:start w:val="1"/>
+      <w:numFmt w:val="bullet"/>
+      <w:lvlText w:val="●"/>
+      <w:lvlJc w:val="left"/>
+      <w:pPr>
+        <w:ind w:left="5040" w:hanging="360"/>
+      </w:pPr>
+      <w:rPr>
+        <w:u w:val="none"/>
+      </w:rPr>
+    </w:lvl>
+    <w:lvl w:ilvl="7">
+      <w:start w:val="1"/>
+      <w:numFmt w:val="bullet"/>
+      <w:lvlText w:val="○"/>
+      <w:lvlJc w:val="left"/>
+      <w:pPr>
+        <w:ind w:left="5760" w:hanging="360"/>
+      </w:pPr>
+      <w:rPr>
+        <w:u w:val="none"/>
+      </w:rPr>
+    </w:lvl>
+    <w:lvl w:ilvl="8">
+      <w:start w:val="1"/>
+      <w:numFmt w:val="bullet"/>
+      <w:lvlText w:val="■"/>
+      <w:lvlJc w:val="left"/>
       <w:pPr>
         <w:ind w:left="6480" w:hanging="360"/>
       </w:pPr>
@@ -6505,6 +6977,12 @@
   </w:num>
   <w:num w:numId="12">
     <w:abstractNumId w:val="12"/>
+  </w:num>
+  <w:num w:numId="13">
+    <w:abstractNumId w:val="13"/>
+  </w:num>
+  <w:num w:numId="14">
+    <w:abstractNumId w:val="14"/>
   </w:num>
 </w:numbering>
 </file>
